--- a/docs/SYSTEM_HOW_IT_WORKS.docx
+++ b/docs/SYSTEM_HOW_IT_WORKS.docx
@@ -50,19 +50,244 @@
           <w:sz w:val="36"/>
           <w:szCs w:val="36"/>
         </w:rPr>
-        <w:t xml:space="preserve">1. ROLES / DOORARKA</w:t>
-      </w:r>
-    </w:p>
-    <w:p>
-      <w:pPr>
-        <w:spacing w:after="100"/>
-      </w:pPr>
-      <w:r>
-        <w:rPr>
-          <w:sz w:val="22"/>
-          <w:szCs w:val="22"/>
-        </w:rPr>
-        <w:t xml:space="preserve">Research Director (director@rms.edu)</w:t>
+        <w:t xml:space="preserve">1. USERS AND PASSWORDS (DEMO)</w:t>
+      </w:r>
+    </w:p>
+    <w:p>
+      <w:pPr>
+        <w:spacing w:after="100"/>
+      </w:pPr>
+      <w:r>
+        <w:rPr>
+          <w:sz w:val="22"/>
+          <w:szCs w:val="22"/>
+        </w:rPr>
+        <w:t xml:space="preserve">After: cd backend &amp;&amp; npm run seed</w:t>
+      </w:r>
+    </w:p>
+    <w:p>
+      <w:pPr>
+        <w:spacing w:after="100"/>
+      </w:pPr>
+      <w:r>
+        <w:rPr>
+          <w:sz w:val="22"/>
+          <w:szCs w:val="22"/>
+        </w:rPr>
+        <w:t xml:space="preserve">Research Director Name: Dr. Catherine Morrison Email: director@rms.edu Password: Director2024! Portal: pick UG or PG</w:t>
+      </w:r>
+    </w:p>
+    <w:p>
+      <w:pPr>
+        <w:spacing w:after="100"/>
+      </w:pPr>
+      <w:r>
+        <w:rPr>
+          <w:sz w:val="22"/>
+          <w:szCs w:val="22"/>
+        </w:rPr>
+        <w:t xml:space="preserve">Faculty Coordinator Name: Dr. Emma Richardson Email: coordinator@rms.edu Password: Coordinator2024! Portal: pick UG or PG</w:t>
+      </w:r>
+    </w:p>
+    <w:p>
+      <w:pPr>
+        <w:spacing w:after="100"/>
+      </w:pPr>
+      <w:r>
+        <w:rPr>
+          <w:sz w:val="22"/>
+          <w:szCs w:val="22"/>
+        </w:rPr>
+        <w:t xml:space="preserve">Finance Officer Name: Michael Brooks Email: finance@rms.edu Password: Finance2024! Portal: pick UG or PG</w:t>
+      </w:r>
+    </w:p>
+    <w:p>
+      <w:pPr>
+        <w:spacing w:after="100"/>
+      </w:pPr>
+      <w:r>
+        <w:rPr>
+          <w:sz w:val="22"/>
+          <w:szCs w:val="22"/>
+        </w:rPr>
+        <w:t xml:space="preserve">Leadership (peer review) Name: Prof. Ibrahim Warsame Email: leadership@rms.edu Password: Leadership2024! Portal: pick UG or PG</w:t>
+      </w:r>
+    </w:p>
+    <w:p>
+      <w:pPr>
+        <w:spacing w:after="100"/>
+      </w:pPr>
+      <w:r>
+        <w:rPr>
+          <w:sz w:val="22"/>
+          <w:szCs w:val="22"/>
+        </w:rPr>
+        <w:t xml:space="preserve">Researcher (Undergraduate) Name: Dr. Sarah Chen Email: asha@rms.edu Password: Researcher2024! Portal: Undergraduate only</w:t>
+      </w:r>
+    </w:p>
+    <w:p>
+      <w:pPr>
+        <w:spacing w:after="100"/>
+      </w:pPr>
+      <w:r>
+        <w:rPr>
+          <w:sz w:val="22"/>
+          <w:szCs w:val="22"/>
+        </w:rPr>
+        <w:t xml:space="preserve">Researcher (Postgraduate) Name: Dr. James Okonkwo Email: mahad@rms.edu Password: Researcher2024! Portal: Postgraduate only</w:t>
+      </w:r>
+    </w:p>
+    <w:p>
+      <w:pPr>
+        <w:spacing w:after="100"/>
+      </w:pPr>
+      <w:r>
+        <w:rPr>
+          <w:sz w:val="22"/>
+          <w:szCs w:val="22"/>
+        </w:rPr>
+        <w:t xml:space="preserve">Quick copy: director@rms.edu     / Director2024! coordinator@rms.edu  / Coordinator2024! finance@rms.edu      / Finance2024! leadership@rms.edu   / Leadership2024! asha@rms.edu         / Researcher2024!  (UG) mahad@rms.edu        / Researcher2024!  (PG)</w:t>
+      </w:r>
+    </w:p>
+    <w:p>
+      <w:pPr>
+        <w:spacing w:after="0" w:before="0" w:line="276"/>
+      </w:pPr>
+      <w:r>
+        <w:t xml:space="preserve"/>
+      </w:r>
+    </w:p>
+    <w:p>
+      <w:pPr>
+        <w:spacing w:after="0" w:before="0" w:line="276"/>
+      </w:pPr>
+      <w:r>
+        <w:t xml:space="preserve"/>
+      </w:r>
+    </w:p>
+    <w:p>
+      <w:pPr>
+        <w:spacing w:after="160" w:before="200"/>
+      </w:pPr>
+      <w:r>
+        <w:rPr>
+          <w:b/>
+          <w:bCs/>
+          <w:color w:val="0C4A6E"/>
+          <w:sz w:val="36"/>
+          <w:szCs w:val="36"/>
+        </w:rPr>
+        <w:t xml:space="preserve">2. ROLES / DOORARKA</w:t>
+      </w:r>
+    </w:p>
+    <w:p>
+      <w:pPr>
+        <w:spacing w:after="100"/>
+      </w:pPr>
+      <w:r>
+        <w:rPr>
+          <w:sz w:val="22"/>
+          <w:szCs w:val="22"/>
+        </w:rPr>
+        <w:t xml:space="preserve">Research Director — assign peer/committee/finance; ethics certificate; final Approve Faculty Coordinator — committee review when assigned University Leadership — peer review when assigned Finance Officer — finance review for GRANT only when assigned; budgets; closure Researcher — proposals, ethics, projects, publications</w:t>
+      </w:r>
+    </w:p>
+    <w:p>
+      <w:pPr>
+        <w:spacing w:after="0" w:before="0" w:line="276"/>
+      </w:pPr>
+      <w:r>
+        <w:t xml:space="preserve"/>
+      </w:r>
+    </w:p>
+    <w:p>
+      <w:pPr>
+        <w:spacing w:after="0" w:before="0" w:line="276"/>
+      </w:pPr>
+      <w:r>
+        <w:t xml:space="preserve"/>
+      </w:r>
+    </w:p>
+    <w:p>
+      <w:pPr>
+        <w:spacing w:after="160" w:before="200"/>
+      </w:pPr>
+      <w:r>
+        <w:rPr>
+          <w:b/>
+          <w:bCs/>
+          <w:color w:val="0C4A6E"/>
+          <w:sz w:val="36"/>
+          <w:szCs w:val="36"/>
+        </w:rPr>
+        <w:t xml:space="preserve">3. TWO PROPOSAL KINDS</w:t>
+      </w:r>
+    </w:p>
+    <w:p>
+      <w:pPr>
+        <w:spacing w:after="100"/>
+      </w:pPr>
+      <w:r>
+        <w:rPr>
+          <w:sz w:val="22"/>
+          <w:szCs w:val="22"/>
+        </w:rPr>
+        <w:t xml:space="preserve">Voluntary — no funding call; finance stage SKIPPED Grant fund call — linked to funding call; finance REQUIRED after committee</w:t>
+      </w:r>
+    </w:p>
+    <w:p>
+      <w:pPr>
+        <w:spacing w:after="0" w:before="0" w:line="276"/>
+      </w:pPr>
+      <w:r>
+        <w:t xml:space="preserve"/>
+      </w:r>
+    </w:p>
+    <w:p>
+      <w:pPr>
+        <w:spacing w:after="0" w:before="0" w:line="276"/>
+      </w:pPr>
+      <w:r>
+        <w:t xml:space="preserve"/>
+      </w:r>
+    </w:p>
+    <w:p>
+      <w:pPr>
+        <w:spacing w:after="160" w:before="200"/>
+      </w:pPr>
+      <w:r>
+        <w:rPr>
+          <w:b/>
+          <w:bCs/>
+          <w:color w:val="0C4A6E"/>
+          <w:sz w:val="36"/>
+          <w:szCs w:val="36"/>
+        </w:rPr>
+        <w:t xml:space="preserve">4. PROPOSAL REVIEW FLOW (Phase 3) — UG and PG same</w:t>
+      </w:r>
+    </w:p>
+    <w:p>
+      <w:pPr>
+        <w:spacing w:after="100"/>
+      </w:pPr>
+      <w:r>
+        <w:rPr>
+          <w:sz w:val="22"/>
+          <w:szCs w:val="22"/>
+        </w:rPr>
+        <w:t xml:space="preserve">1) Researcher submits proposal (+ ethics when required) 2) Director: Assign &amp; send to reviewer (Leadership) 3) Leadership: peer score (1-5) and comment 4) Director: Complete peer stage when assignees have submitted 5) Director: Assign &amp; send to committee (Faculty Coordinators) 6) Coordinator: committee decision (must be assigned) 7) GRANT ONLY — Director: Assign &amp; send to finance 8) GRANT ONLY — Finance: approve or reject (must be assigned) 9) Director: Proposal decision — Approve creates Project</w:t>
+      </w:r>
+    </w:p>
+    <w:p>
+      <w:pPr>
+        <w:spacing w:after="100"/>
+      </w:pPr>
+      <w:r>
+        <w:rPr>
+          <w:sz w:val="22"/>
+          <w:szCs w:val="22"/>
+        </w:rPr>
+        <w:t xml:space="preserve">Rules:</w:t>
       </w:r>
     </w:p>
     <w:p>
@@ -75,7 +300,7 @@
         <w:spacing w:after="60"/>
       </w:pPr>
       <w:r>
-        <w:t xml:space="preserve">Assign peer reviewers, committee, finance</w:t>
+        <w:t xml:space="preserve">No Admin screening Pass/Fail UI</w:t>
       </w:r>
     </w:p>
     <w:p>
@@ -88,7 +313,7 @@
         <w:spacing w:after="60"/>
       </w:pPr>
       <w:r>
-        <w:t xml:space="preserve">Ethics / JUREC certificate</w:t>
+        <w:t xml:space="preserve">Proposal decision locked until multi-stage complete</w:t>
       </w:r>
     </w:p>
     <w:p>
@@ -101,19 +326,7 @@
         <w:spacing w:after="60"/>
       </w:pPr>
       <w:r>
-        <w:t xml:space="preserve">Final proposal Approve (creates project)</w:t>
-      </w:r>
-    </w:p>
-    <w:p>
-      <w:pPr>
-        <w:spacing w:after="100"/>
-      </w:pPr>
-      <w:r>
-        <w:rPr>
-          <w:sz w:val="22"/>
-          <w:szCs w:val="22"/>
-        </w:rPr>
-        <w:t xml:space="preserve">Faculty Coordinator (coordinator@rms.edu)</w:t>
+        <w:t xml:space="preserve">Assign-first for committee and finance</w:t>
       </w:r>
     </w:p>
     <w:p>
@@ -126,19 +339,7 @@
         <w:spacing w:after="60"/>
       </w:pPr>
       <w:r>
-        <w:t xml:space="preserve">Committee review when assigned</w:t>
-      </w:r>
-    </w:p>
-    <w:p>
-      <w:pPr>
-        <w:spacing w:after="100"/>
-      </w:pPr>
-      <w:r>
-        <w:rPr>
-          <w:sz w:val="22"/>
-          <w:szCs w:val="22"/>
-        </w:rPr>
-        <w:t xml:space="preserve">University Leadership (leadership@rms.edu)</w:t>
+        <w:t xml:space="preserve">Ethics certificate does not auto-pass committee</w:t>
       </w:r>
     </w:p>
     <w:p>
@@ -151,70 +352,7 @@
         <w:spacing w:after="60"/>
       </w:pPr>
       <w:r>
-        <w:t xml:space="preserve">Peer review when assigned</w:t>
-      </w:r>
-    </w:p>
-    <w:p>
-      <w:pPr>
-        <w:spacing w:after="100"/>
-      </w:pPr>
-      <w:r>
-        <w:rPr>
-          <w:sz w:val="22"/>
-          <w:szCs w:val="22"/>
-        </w:rPr>
-        <w:t xml:space="preserve">Finance Officer (finance@rms.edu)</w:t>
-      </w:r>
-    </w:p>
-    <w:p>
-      <w:pPr>
-        <w:pStyle w:val="ListParagraph"/>
-        <w:numPr>
-          <w:ilvl w:val="0"/>
-          <w:numId w:val="1"/>
-        </w:numPr>
-        <w:spacing w:after="60"/>
-      </w:pPr>
-      <w:r>
-        <w:t xml:space="preserve">Finance review for GRANT proposals only (when assigned)</w:t>
-      </w:r>
-    </w:p>
-    <w:p>
-      <w:pPr>
-        <w:pStyle w:val="ListParagraph"/>
-        <w:numPr>
-          <w:ilvl w:val="0"/>
-          <w:numId w:val="1"/>
-        </w:numPr>
-        <w:spacing w:after="60"/>
-      </w:pPr>
-      <w:r>
-        <w:t xml:space="preserve">Budgets, payments, project closure finance</w:t>
-      </w:r>
-    </w:p>
-    <w:p>
-      <w:pPr>
-        <w:spacing w:after="100"/>
-      </w:pPr>
-      <w:r>
-        <w:rPr>
-          <w:sz w:val="22"/>
-          <w:szCs w:val="22"/>
-        </w:rPr>
-        <w:t xml:space="preserve">Researcher (e.g. asha@rms.edu UG, mahad@rms.edu PG)</w:t>
-      </w:r>
-    </w:p>
-    <w:p>
-      <w:pPr>
-        <w:pStyle w:val="ListParagraph"/>
-        <w:numPr>
-          <w:ilvl w:val="0"/>
-          <w:numId w:val="1"/>
-        </w:numPr>
-        <w:spacing w:after="60"/>
-      </w:pPr>
-      <w:r>
-        <w:t xml:space="preserve">Proposals, ethics, projects, publications</w:t>
+        <w:t xml:space="preserve">Chips: Sent to reviewer | Sent to committee | Sent to finance</w:t>
       </w:r>
     </w:p>
     <w:p>
@@ -245,83 +383,19 @@
           <w:sz w:val="36"/>
           <w:szCs w:val="36"/>
         </w:rPr>
-        <w:t xml:space="preserve">2. TWO PROPOSAL KINDS</w:t>
-      </w:r>
-    </w:p>
-    <w:p>
-      <w:pPr>
-        <w:spacing w:after="100"/>
-      </w:pPr>
-      <w:r>
-        <w:rPr>
-          <w:sz w:val="22"/>
-          <w:szCs w:val="22"/>
-        </w:rPr>
-        <w:t xml:space="preserve">Voluntary</w:t>
-      </w:r>
-    </w:p>
-    <w:p>
-      <w:pPr>
-        <w:pStyle w:val="ListParagraph"/>
-        <w:numPr>
-          <w:ilvl w:val="0"/>
-          <w:numId w:val="1"/>
-        </w:numPr>
-        <w:spacing w:after="60"/>
-      </w:pPr>
-      <w:r>
-        <w:t xml:space="preserve">No funding call</w:t>
-      </w:r>
-    </w:p>
-    <w:p>
-      <w:pPr>
-        <w:pStyle w:val="ListParagraph"/>
-        <w:numPr>
-          <w:ilvl w:val="0"/>
-          <w:numId w:val="1"/>
-        </w:numPr>
-        <w:spacing w:after="60"/>
-      </w:pPr>
-      <w:r>
-        <w:t xml:space="preserve">Finance review stage is SKIPPED</w:t>
-      </w:r>
-    </w:p>
-    <w:p>
-      <w:pPr>
-        <w:spacing w:after="100"/>
-      </w:pPr>
-      <w:r>
-        <w:rPr>
-          <w:sz w:val="22"/>
-          <w:szCs w:val="22"/>
-        </w:rPr>
-        <w:t xml:space="preserve">Grant fund call</w:t>
-      </w:r>
-    </w:p>
-    <w:p>
-      <w:pPr>
-        <w:pStyle w:val="ListParagraph"/>
-        <w:numPr>
-          <w:ilvl w:val="0"/>
-          <w:numId w:val="1"/>
-        </w:numPr>
-        <w:spacing w:after="60"/>
-      </w:pPr>
-      <w:r>
-        <w:t xml:space="preserve">Linked to a funding call</w:t>
-      </w:r>
-    </w:p>
-    <w:p>
-      <w:pPr>
-        <w:pStyle w:val="ListParagraph"/>
-        <w:numPr>
-          <w:ilvl w:val="0"/>
-          <w:numId w:val="1"/>
-        </w:numPr>
-        <w:spacing w:after="60"/>
-      </w:pPr>
-      <w:r>
-        <w:t xml:space="preserve">Finance review REQUIRED after committee</w:t>
+        <w:t xml:space="preserve">5. AFTER APPROVAL</w:t>
+      </w:r>
+    </w:p>
+    <w:p>
+      <w:pPr>
+        <w:spacing w:after="100"/>
+      </w:pPr>
+      <w:r>
+        <w:rPr>
+          <w:sz w:val="22"/>
+          <w:szCs w:val="22"/>
+        </w:rPr>
+        <w:t xml:space="preserve">Approve creates Project. Grant: budgets/payments. Closure: Director then Finance.</w:t>
       </w:r>
     </w:p>
     <w:p>
@@ -352,96 +426,19 @@
           <w:sz w:val="36"/>
           <w:szCs w:val="36"/>
         </w:rPr>
-        <w:t xml:space="preserve">3. PROPOSAL REVIEW FLOW (Phase 3) — UG and PG same</w:t>
-      </w:r>
-    </w:p>
-    <w:p>
-      <w:pPr>
-        <w:spacing w:after="100"/>
-      </w:pPr>
-      <w:r>
-        <w:rPr>
-          <w:sz w:val="22"/>
-          <w:szCs w:val="22"/>
-        </w:rPr>
-        <w:t xml:space="preserve">1) Researcher submits proposal (+ ethics when required) 2) Director: Assign &amp; send to reviewer (Leadership) 3) Leadership: peer score (1-5) and comment 4) Director: Complete peer stage when assignees have submitted 5) Director: Assign &amp; send to committee (Faculty Coordinators) 6) Coordinator: committee decision (must be assigned) 7) GRANT ONLY — Director: Assign &amp; send to finance 8) GRANT ONLY — Finance: approve or reject (must be assigned) 9) Director: Proposal decision — Approve creates Project</w:t>
-      </w:r>
-    </w:p>
-    <w:p>
-      <w:pPr>
-        <w:spacing w:after="100"/>
-      </w:pPr>
-      <w:r>
-        <w:rPr>
-          <w:sz w:val="22"/>
-          <w:szCs w:val="22"/>
-        </w:rPr>
-        <w:t xml:space="preserve">Rules:</w:t>
-      </w:r>
-    </w:p>
-    <w:p>
-      <w:pPr>
-        <w:pStyle w:val="ListParagraph"/>
-        <w:numPr>
-          <w:ilvl w:val="0"/>
-          <w:numId w:val="1"/>
-        </w:numPr>
-        <w:spacing w:after="60"/>
-      </w:pPr>
-      <w:r>
-        <w:t xml:space="preserve">No Admin screening Pass/Fail UI (assign peer advances the flow)</w:t>
-      </w:r>
-    </w:p>
-    <w:p>
-      <w:pPr>
-        <w:pStyle w:val="ListParagraph"/>
-        <w:numPr>
-          <w:ilvl w:val="0"/>
-          <w:numId w:val="1"/>
-        </w:numPr>
-        <w:spacing w:after="60"/>
-      </w:pPr>
-      <w:r>
-        <w:t xml:space="preserve">Proposal decision stays LOCKED until multi-stage review is complete</w:t>
-      </w:r>
-    </w:p>
-    <w:p>
-      <w:pPr>
-        <w:pStyle w:val="ListParagraph"/>
-        <w:numPr>
-          <w:ilvl w:val="0"/>
-          <w:numId w:val="1"/>
-        </w:numPr>
-        <w:spacing w:after="60"/>
-      </w:pPr>
-      <w:r>
-        <w:t xml:space="preserve">Assign-first: committee and finance require assignment before decide</w:t>
-      </w:r>
-    </w:p>
-    <w:p>
-      <w:pPr>
-        <w:pStyle w:val="ListParagraph"/>
-        <w:numPr>
-          <w:ilvl w:val="0"/>
-          <w:numId w:val="1"/>
-        </w:numPr>
-        <w:spacing w:after="60"/>
-      </w:pPr>
-      <w:r>
-        <w:t xml:space="preserve">Ethics certificate is SEPARATE from faculty committee (does not auto-pass committee)</w:t>
-      </w:r>
-    </w:p>
-    <w:p>
-      <w:pPr>
-        <w:pStyle w:val="ListParagraph"/>
-        <w:numPr>
-          <w:ilvl w:val="0"/>
-          <w:numId w:val="1"/>
-        </w:numPr>
-        <w:spacing w:after="60"/>
-      </w:pPr>
-      <w:r>
-        <w:t xml:space="preserve">List chips: Sent to reviewer | Sent to committee | Sent to finance</w:t>
+        <w:t xml:space="preserve">6. WHERE TO CLICK</w:t>
+      </w:r>
+    </w:p>
+    <w:p>
+      <w:pPr>
+        <w:spacing w:after="100"/>
+      </w:pPr>
+      <w:r>
+        <w:rPr>
+          <w:sz w:val="22"/>
+          <w:szCs w:val="22"/>
+        </w:rPr>
+        <w:t xml:space="preserve">Director review ........ Proposals → Review Peer assignments ....... Peer Reviews Finance proposal queue . /finance/reviews Ethics ................. Ethics Projects ............... Projects</w:t>
       </w:r>
     </w:p>
     <w:p>
@@ -472,133 +469,7 @@
           <w:sz w:val="36"/>
           <w:szCs w:val="36"/>
         </w:rPr>
-        <w:t xml:space="preserve">4. AFTER APPROVAL</w:t>
-      </w:r>
-    </w:p>
-    <w:p>
-      <w:pPr>
-        <w:pStyle w:val="ListParagraph"/>
-        <w:numPr>
-          <w:ilvl w:val="0"/>
-          <w:numId w:val="1"/>
-        </w:numPr>
-        <w:spacing w:after="60"/>
-      </w:pPr>
-      <w:r>
-        <w:t xml:space="preserve">Approve proposal creates an active Project</w:t>
-      </w:r>
-    </w:p>
-    <w:p>
-      <w:pPr>
-        <w:pStyle w:val="ListParagraph"/>
-        <w:numPr>
-          <w:ilvl w:val="0"/>
-          <w:numId w:val="1"/>
-        </w:numPr>
-        <w:spacing w:after="60"/>
-      </w:pPr>
-      <w:r>
-        <w:t xml:space="preserve">Grant: budgets / payments as configured</w:t>
-      </w:r>
-    </w:p>
-    <w:p>
-      <w:pPr>
-        <w:pStyle w:val="ListParagraph"/>
-        <w:numPr>
-          <w:ilvl w:val="0"/>
-          <w:numId w:val="1"/>
-        </w:numPr>
-        <w:spacing w:after="60"/>
-      </w:pPr>
-      <w:r>
-        <w:t xml:space="preserve">Project closure: Director checklist then Finance clears finances</w:t>
-      </w:r>
-    </w:p>
-    <w:p>
-      <w:pPr>
-        <w:pStyle w:val="ListParagraph"/>
-        <w:numPr>
-          <w:ilvl w:val="0"/>
-          <w:numId w:val="1"/>
-        </w:numPr>
-        <w:spacing w:after="60"/>
-      </w:pPr>
-      <w:r>
-        <w:t xml:space="preserve">Publications / repository can link to the project</w:t>
-      </w:r>
-    </w:p>
-    <w:p>
-      <w:pPr>
-        <w:spacing w:after="0" w:before="0" w:line="276"/>
-      </w:pPr>
-      <w:r>
-        <w:t xml:space="preserve"/>
-      </w:r>
-    </w:p>
-    <w:p>
-      <w:pPr>
-        <w:spacing w:after="0" w:before="0" w:line="276"/>
-      </w:pPr>
-      <w:r>
-        <w:t xml:space="preserve"/>
-      </w:r>
-    </w:p>
-    <w:p>
-      <w:pPr>
-        <w:spacing w:after="160" w:before="200"/>
-      </w:pPr>
-      <w:r>
-        <w:rPr>
-          <w:b/>
-          <w:bCs/>
-          <w:color w:val="0C4A6E"/>
-          <w:sz w:val="36"/>
-          <w:szCs w:val="36"/>
-        </w:rPr>
-        <w:t xml:space="preserve">5. WHERE TO CLICK</w:t>
-      </w:r>
-    </w:p>
-    <w:p>
-      <w:pPr>
-        <w:spacing w:after="100"/>
-      </w:pPr>
-      <w:r>
-        <w:rPr>
-          <w:sz w:val="22"/>
-          <w:szCs w:val="22"/>
-        </w:rPr>
-        <w:t xml:space="preserve">Director review ........ Proposals → Review Peer assignments ....... Peer Reviews / Review assignments Finance proposal queue . Finance → Proposal reviews (/finance/reviews) Ethics ................. Ethics module Projects ............... Projects Funding calls .......... Funding Calls</w:t>
-      </w:r>
-    </w:p>
-    <w:p>
-      <w:pPr>
-        <w:spacing w:after="0" w:before="0" w:line="276"/>
-      </w:pPr>
-      <w:r>
-        <w:t xml:space="preserve"/>
-      </w:r>
-    </w:p>
-    <w:p>
-      <w:pPr>
-        <w:spacing w:after="0" w:before="0" w:line="276"/>
-      </w:pPr>
-      <w:r>
-        <w:t xml:space="preserve"/>
-      </w:r>
-    </w:p>
-    <w:p>
-      <w:pPr>
-        <w:spacing w:after="160" w:before="200"/>
-      </w:pPr>
-      <w:r>
-        <w:rPr>
-          <w:b/>
-          <w:bCs/>
-          <w:color w:val="0C4A6E"/>
-          <w:sz w:val="36"/>
-          <w:szCs w:val="36"/>
-        </w:rPr>
-        <w:t xml:space="preserve">6. RUN LOCALLY</w:t>
+        <w:t xml:space="preserve">7. RUN LOCALLY</w:t>
       </w:r>
     </w:p>
     <w:p>
@@ -611,18 +482,6 @@
           <w:szCs w:val="22"/>
         </w:rPr>
         <w:t xml:space="preserve">Backend:  cd backend &amp;&amp; npm run dev     → http://localhost:5000 Frontend: cd frontend &amp;&amp; npm run dev    → http://localhost:5173</w:t>
-      </w:r>
-    </w:p>
-    <w:p>
-      <w:pPr>
-        <w:spacing w:after="100"/>
-      </w:pPr>
-      <w:r>
-        <w:rPr>
-          <w:sz w:val="22"/>
-          <w:szCs w:val="22"/>
-        </w:rPr>
-        <w:t xml:space="preserve">This Word document is the official system guide. Older gap-analysis and draft notes were removed.</w:t>
       </w:r>
     </w:p>
     <w:sectPr>
